--- a/assets/downloads/simulation-29/rubric.docx
+++ b/assets/downloads/simulation-29/rubric.docx
@@ -1,6 +1,6 @@
 
 <file path=word/document.xml><?xml version="1.0" encoding="utf-8"?>
-<w:document xmlns:wpc="http://schemas.microsoft.com/office/word/2010/wordprocessingCanvas" xmlns:cx="http://schemas.microsoft.com/office/drawing/2014/chartex" xmlns:cx1="http://schemas.microsoft.com/office/drawing/2015/9/8/chartex" xmlns:cx2="http://schemas.microsoft.com/office/drawing/2015/10/21/chartex" xmlns:cx3="http://schemas.microsoft.com/office/drawing/2016/5/9/chartex" xmlns:cx4="http://schemas.microsoft.com/office/drawing/2016/5/10/chartex" xmlns:cx5="http://schemas.microsoft.com/office/drawing/2016/5/11/chartex" xmlns:cx6="http://schemas.microsoft.com/office/drawing/2016/5/12/chartex" xmlns:cx7="http://schemas.microsoft.com/office/drawing/2016/5/13/chartex" xmlns:cx8="http://schemas.microsoft.com/office/drawing/2016/5/14/chartex" xmlns:mc="http://schemas.openxmlformats.org/markup-compatibility/2006" xmlns:aink="http://schemas.microsoft.com/office/drawing/2016/ink" xmlns:am3d="http://schemas.microsoft.com/office/drawing/2017/model3d" xmlns:o="urn:schemas-microsoft-com:office:office" xmlns:oel="http://schemas.microsoft.com/office/2019/extlst" xmlns:r="http://schemas.openxmlformats.org/officeDocument/2006/relationships" xmlns:m="http://schemas.openxmlformats.org/officeDocument/2006/math" xmlns:v="urn:schemas-microsoft-com:vml" xmlns:wp14="http://schemas.microsoft.com/office/word/2010/wordprocessingDrawing" xmlns:wp="http://schemas.openxmlformats.org/drawingml/2006/wordprocessingDrawing" xmlns:w10="urn:schemas-microsoft-com:office:word" xmlns:w="http://schemas.openxmlformats.org/wordprocessingml/2006/main" xmlns:w14="http://schemas.microsoft.com/office/word/2010/wordml" xmlns:w15="http://schemas.microsoft.com/office/word/2012/wordml" xmlns:w16cex="http://schemas.microsoft.com/office/word/2018/wordml/cex" xmlns:w16cid="http://schemas.microsoft.com/office/word/2016/wordml/cid" xmlns:w16="http://schemas.microsoft.com/office/word/2018/wordml" xmlns:w16du="http://schemas.microsoft.com/office/word/2023/wordml/word16du" xmlns:w16sdtdh="http://schemas.microsoft.com/office/word/2020/wordml/sdtdatahash" xmlns:w16sdtfl="http://schemas.microsoft.com/office/word/2024/wordml/sdtformatlock" xmlns:w16se="http://schemas.microsoft.com/office/word/2015/wordml/symex" xmlns:wpg="http://schemas.microsoft.com/office/word/2010/wordprocessingGroup" xmlns:wpi="http://schemas.microsoft.com/office/word/2010/wordprocessingInk" xmlns:wne="http://schemas.microsoft.com/office/word/2006/wordml" xmlns:wps="http://schemas.microsoft.com/office/word/2010/wordprocessingShape" mc:Ignorable="w14 w15 w16se w16cid w16 w16cex w16sdtdh w16sdtfl w16du wp14">
+<w:document xmlns:wpc="http://schemas.microsoft.com/office/word/2010/wordprocessingCanvas" xmlns:cx="http://schemas.microsoft.com/office/drawing/2014/chartex" xmlns:cx1="http://schemas.microsoft.com/office/drawing/2015/9/8/chartex" xmlns:cx2="http://schemas.microsoft.com/office/drawing/2015/10/21/chartex" xmlns:cx3="http://schemas.microsoft.com/office/drawing/2016/5/9/chartex" xmlns:cx4="http://schemas.microsoft.com/office/drawing/2016/5/10/chartex" xmlns:cx5="http://schemas.microsoft.com/office/drawing/2016/5/11/chartex" xmlns:cx6="http://schemas.microsoft.com/office/drawing/2016/5/12/chartex" xmlns:cx7="http://schemas.microsoft.com/office/drawing/2016/5/13/chartex" xmlns:cx8="http://schemas.microsoft.com/office/drawing/2016/5/14/chartex" xmlns:mc="http://schemas.openxmlformats.org/markup-compatibility/2006" xmlns:aink="http://schemas.microsoft.com/office/drawing/2016/ink" xmlns:am3d="http://schemas.microsoft.com/office/drawing/2017/model3d" xmlns:o="urn:schemas-microsoft-com:office:office" xmlns:oel="http://schemas.microsoft.com/office/2019/extlst" xmlns:r="http://schemas.openxmlformats.org/officeDocument/2006/relationships" xmlns:m="http://schemas.openxmlformats.org/officeDocument/2006/math" xmlns:v="urn:schemas-microsoft-com:vml" xmlns:wp14="http://schemas.microsoft.com/office/word/2010/wordprocessingDrawing" xmlns:wp="http://schemas.openxmlformats.org/drawingml/2006/wordprocessingDrawing" xmlns:w10="urn:schemas-microsoft-com:office:word" xmlns:w="http://schemas.openxmlformats.org/wordprocessingml/2006/main" xmlns:w14="http://schemas.microsoft.com/office/word/2010/wordml" xmlns:w15="http://schemas.microsoft.com/office/word/2012/wordml" xmlns:w16cei="http://schemas.microsoft.com/office/word/2026/wordml/cei" xmlns:w16cex="http://schemas.microsoft.com/office/word/2018/wordml/cex" xmlns:w16cid="http://schemas.microsoft.com/office/word/2016/wordml/cid" xmlns:w16="http://schemas.microsoft.com/office/word/2018/wordml" xmlns:w16du="http://schemas.microsoft.com/office/word/2023/wordml/word16du" xmlns:w16sdtdh="http://schemas.microsoft.com/office/word/2020/wordml/sdtdatahash" xmlns:w16sdtfl="http://schemas.microsoft.com/office/word/2024/wordml/sdtformatlock" xmlns:w16se="http://schemas.microsoft.com/office/word/2015/wordml/symex" xmlns:wpg="http://schemas.microsoft.com/office/word/2010/wordprocessingGroup" xmlns:wpi="http://schemas.microsoft.com/office/word/2010/wordprocessingInk" xmlns:wne="http://schemas.microsoft.com/office/word/2006/wordml" xmlns:wps="http://schemas.microsoft.com/office/word/2010/wordprocessingShape" mc:Ignorable="w14 w15 w16se w16cid w16 w16cex w16sdtdh w16sdtfl w16du wp14">
   <w:body>
     <w:p>
       <w:pPr>
@@ -15,8 +15,10 @@
       </w:pPr>
       <w:r>
         <w:rPr>
-          <w:rFonts w:ascii="Aptos" w:eastAsia="Aptos" w:hAnsi="Aptos" w:cs="Aptos"/>
+          <w:rFonts w:ascii="Aptos" w:hAnsi="Aptos" w:cs="Aptos" w:eastAsia="Aptos"/>
           <w:color w:val="000000"/>
+          <w:sz w:val="40"/>
+          <w:szCs w:val="40"/>
         </w:rPr>
         <w:t>Rubric</w:t>
       </w:r>
@@ -33,6 +35,7 @@
       </w:pPr>
       <w:r>
         <w:rPr>
+          <w:rFonts w:ascii="Aptos" w:hAnsi="Aptos" w:cs="Aptos" w:eastAsia="Aptos"/>
           <w:color w:val="000000"/>
           <w:sz w:val="24"/>
           <w:szCs w:val="24"/>
@@ -41,6 +44,7 @@
       </w:r>
       <w:r>
         <w:rPr>
+          <w:rFonts w:ascii="Aptos" w:hAnsi="Aptos" w:cs="Aptos" w:eastAsia="Aptos"/>
           <w:color w:val="000000"/>
           <w:sz w:val="24"/>
           <w:szCs w:val="24"/>
@@ -49,6 +53,7 @@
       </w:r>
       <w:r>
         <w:rPr>
+          <w:rFonts w:ascii="Aptos" w:hAnsi="Aptos" w:cs="Aptos" w:eastAsia="Aptos"/>
           <w:color w:val="000000"/>
           <w:sz w:val="24"/>
           <w:szCs w:val="24"/>
@@ -57,6 +62,7 @@
       </w:r>
       <w:r>
         <w:rPr>
+          <w:rFonts w:ascii="Aptos" w:hAnsi="Aptos" w:cs="Aptos" w:eastAsia="Aptos"/>
           <w:color w:val="000000"/>
           <w:sz w:val="24"/>
           <w:szCs w:val="24"/>
@@ -65,6 +71,7 @@
       </w:r>
       <w:r>
         <w:rPr>
+          <w:rFonts w:ascii="Aptos" w:hAnsi="Aptos" w:cs="Aptos" w:eastAsia="Aptos"/>
           <w:color w:val="000000"/>
           <w:sz w:val="24"/>
           <w:szCs w:val="24"/>
@@ -73,6 +80,7 @@
       </w:r>
       <w:r>
         <w:rPr>
+          <w:rFonts w:ascii="Aptos" w:hAnsi="Aptos" w:cs="Aptos" w:eastAsia="Aptos"/>
           <w:color w:val="000000"/>
           <w:sz w:val="24"/>
           <w:szCs w:val="24"/>
@@ -81,6 +89,7 @@
       </w:r>
       <w:r>
         <w:rPr>
+          <w:rFonts w:ascii="Aptos" w:hAnsi="Aptos" w:cs="Aptos" w:eastAsia="Aptos"/>
           <w:color w:val="000000"/>
           <w:sz w:val="24"/>
           <w:szCs w:val="24"/>
@@ -89,6 +98,7 @@
       </w:r>
       <w:r>
         <w:rPr>
+          <w:rFonts w:ascii="Aptos" w:hAnsi="Aptos" w:cs="Aptos" w:eastAsia="Aptos"/>
           <w:color w:val="000000"/>
           <w:sz w:val="24"/>
           <w:szCs w:val="24"/>
@@ -97,6 +107,7 @@
       </w:r>
       <w:r>
         <w:rPr>
+          <w:rFonts w:ascii="Aptos" w:hAnsi="Aptos" w:cs="Aptos" w:eastAsia="Aptos"/>
           <w:color w:val="000000"/>
           <w:sz w:val="24"/>
           <w:szCs w:val="24"/>
@@ -107,20 +118,20 @@
     <w:tbl>
       <w:tblPr>
         <w:tblStyle w:val="TableGrid"/>
-        <w:tblW w:w="10139" w:type="dxa"/>
+        <w:tblW w:w="9576" w:type="dxa"/>
         <w:tblLook w:val="04A0" w:firstRow="1" w:lastRow="0" w:firstColumn="1" w:lastColumn="0" w:noHBand="0" w:noVBand="1"/>
       </w:tblPr>
       <w:tblGrid>
         <w:gridCol w:w="856"/>
-        <w:gridCol w:w="1434"/>
-        <w:gridCol w:w="562"/>
-        <w:gridCol w:w="722"/>
-        <w:gridCol w:w="752"/>
-        <w:gridCol w:w="1282"/>
-        <w:gridCol w:w="871"/>
-        <w:gridCol w:w="1421"/>
+        <w:gridCol w:w="872"/>
+        <w:gridCol w:w="565"/>
+        <w:gridCol w:w="723"/>
+        <w:gridCol w:w="736"/>
+        <w:gridCol w:w="1285"/>
+        <w:gridCol w:w="875"/>
+        <w:gridCol w:w="1423"/>
         <w:gridCol w:w="125"/>
-        <w:gridCol w:w="2114"/>
+        <w:gridCol w:w="2116"/>
       </w:tblGrid>
       <w:tr>
         <w:tc>
@@ -142,6 +153,7 @@
             </w:pPr>
             <w:r>
               <w:rPr>
+                <w:rFonts w:ascii="Aptos" w:hAnsi="Aptos" w:cs="Aptos" w:eastAsia="Aptos"/>
                 <w:color w:val="000000"/>
               </w:rPr>
               <w:t>Case:</w:t>
@@ -150,7 +162,7 @@
         </w:tc>
         <w:tc>
           <w:tcPr>
-            <w:tcW w:w="2718" w:type="dxa"/>
+            <w:tcW w:w="2160" w:type="dxa"/>
             <w:gridSpan w:val="3"/>
             <w:tcBorders>
               <w:top w:val="nil"/>
@@ -170,7 +182,7 @@
         </w:tc>
         <w:tc>
           <w:tcPr>
-            <w:tcW w:w="752" w:type="dxa"/>
+            <w:tcW w:w="736" w:type="dxa"/>
             <w:tcBorders>
               <w:top w:val="nil"/>
               <w:left w:val="nil"/>
@@ -187,6 +199,7 @@
             </w:pPr>
             <w:r>
               <w:rPr>
+                <w:rFonts w:ascii="Aptos" w:hAnsi="Aptos" w:cs="Aptos" w:eastAsia="Aptos"/>
                 <w:color w:val="000000"/>
               </w:rPr>
               <w:t>Role:</w:t>
@@ -195,7 +208,7 @@
         </w:tc>
         <w:tc>
           <w:tcPr>
-            <w:tcW w:w="2153" w:type="dxa"/>
+            <w:tcW w:w="2160" w:type="dxa"/>
             <w:gridSpan w:val="2"/>
             <w:tcBorders>
               <w:top w:val="nil"/>
@@ -215,7 +228,7 @@
         </w:tc>
         <w:tc>
           <w:tcPr>
-            <w:tcW w:w="1546" w:type="dxa"/>
+            <w:tcW w:w="1548" w:type="dxa"/>
             <w:gridSpan w:val="2"/>
             <w:tcBorders>
               <w:top w:val="nil"/>
@@ -226,7 +239,6 @@
           </w:tcPr>
           <w:p>
             <w:pPr>
-              <w:ind w:right="-468"/>
               <w:rPr>
                 <w:rFonts w:ascii="Times New Roman" w:hAnsi="Times New Roman" w:cs="Times New Roman"/>
                 <w:color w:val="000000"/>
@@ -234,6 +246,7 @@
             </w:pPr>
             <w:r>
               <w:rPr>
+                <w:rFonts w:ascii="Aptos" w:hAnsi="Aptos" w:cs="Aptos" w:eastAsia="Aptos"/>
                 <w:color w:val="000000"/>
               </w:rPr>
               <w:t>Partner HCP:</w:t>
@@ -242,7 +255,7 @@
         </w:tc>
         <w:tc>
           <w:tcPr>
-            <w:tcW w:w="2113" w:type="dxa"/>
+            <w:tcW w:w="2116" w:type="dxa"/>
             <w:tcBorders>
               <w:top w:val="nil"/>
               <w:left w:val="nil"/>
@@ -263,7 +276,7 @@
       <w:tr>
         <w:tc>
           <w:tcPr>
-            <w:tcW w:w="2290" w:type="dxa"/>
+            <w:tcW w:w="1728" w:type="dxa"/>
             <w:gridSpan w:val="2"/>
             <w:tcBorders>
               <w:top w:val="nil"/>
@@ -280,6 +293,7 @@
             </w:pPr>
             <w:r>
               <w:rPr>
+                <w:rFonts w:ascii="Aptos" w:hAnsi="Aptos" w:cs="Aptos" w:eastAsia="Aptos"/>
                 <w:color w:val="000000"/>
               </w:rPr>
               <w:t>Student name:</w:t>
@@ -288,7 +302,7 @@
         </w:tc>
         <w:tc>
           <w:tcPr>
-            <w:tcW w:w="7849" w:type="dxa"/>
+            <w:tcW w:w="7848" w:type="dxa"/>
             <w:gridSpan w:val="8"/>
             <w:tcBorders>
               <w:top w:val="nil"/>
@@ -309,7 +323,7 @@
       <w:tr>
         <w:tc>
           <w:tcPr>
-            <w:tcW w:w="2852" w:type="dxa"/>
+            <w:tcW w:w="2293" w:type="dxa"/>
             <w:gridSpan w:val="3"/>
             <w:shd w:val="clear" w:color="auto" w:fill="A73023"/>
           </w:tcPr>
@@ -325,6 +339,7 @@
             </w:pPr>
             <w:r>
               <w:rPr>
+                <w:rFonts w:ascii="Aptos" w:hAnsi="Aptos" w:cs="Aptos" w:eastAsia="Aptos"/>
                 <w:b/>
                 <w:bCs/>
                 <w:color w:val="FFFFFF" w:themeColor="background1"/>
@@ -335,7 +350,7 @@
         </w:tc>
         <w:tc>
           <w:tcPr>
-            <w:tcW w:w="2756" w:type="dxa"/>
+            <w:tcW w:w="2744" w:type="dxa"/>
             <w:gridSpan w:val="3"/>
             <w:shd w:val="clear" w:color="auto" w:fill="A73023"/>
           </w:tcPr>
@@ -351,6 +366,7 @@
             </w:pPr>
             <w:r>
               <w:rPr>
+                <w:rFonts w:ascii="Aptos" w:hAnsi="Aptos" w:cs="Aptos" w:eastAsia="Aptos"/>
                 <w:b/>
                 <w:bCs/>
                 <w:color w:val="FFFFFF" w:themeColor="background1"/>
@@ -361,7 +377,7 @@
         </w:tc>
         <w:tc>
           <w:tcPr>
-            <w:tcW w:w="2292" w:type="dxa"/>
+            <w:tcW w:w="2298" w:type="dxa"/>
             <w:gridSpan w:val="2"/>
             <w:shd w:val="clear" w:color="auto" w:fill="A73023"/>
           </w:tcPr>
@@ -377,6 +393,7 @@
             </w:pPr>
             <w:r>
               <w:rPr>
+                <w:rFonts w:ascii="Aptos" w:hAnsi="Aptos" w:cs="Aptos" w:eastAsia="Aptos"/>
                 <w:b/>
                 <w:bCs/>
                 <w:color w:val="FFFFFF" w:themeColor="background1"/>
@@ -387,7 +404,7 @@
         </w:tc>
         <w:tc>
           <w:tcPr>
-            <w:tcW w:w="2238" w:type="dxa"/>
+            <w:tcW w:w="2241" w:type="dxa"/>
             <w:gridSpan w:val="2"/>
             <w:shd w:val="clear" w:color="auto" w:fill="A73023"/>
           </w:tcPr>
@@ -403,6 +420,7 @@
             </w:pPr>
             <w:r>
               <w:rPr>
+                <w:rFonts w:ascii="Aptos" w:hAnsi="Aptos" w:cs="Aptos" w:eastAsia="Aptos"/>
                 <w:b/>
                 <w:bCs/>
                 <w:color w:val="FFFFFF" w:themeColor="background1"/>
@@ -418,7 +436,7 @@
         </w:trPr>
         <w:tc>
           <w:tcPr>
-            <w:tcW w:w="2852" w:type="dxa"/>
+            <w:tcW w:w="2293" w:type="dxa"/>
             <w:gridSpan w:val="3"/>
             <w:shd w:val="clear" w:color="auto" w:fill="EDD2C4"/>
           </w:tcPr>
@@ -432,6 +450,7 @@
             </w:pPr>
             <w:r>
               <w:rPr>
+                <w:rFonts w:ascii="Aptos" w:hAnsi="Aptos" w:cs="Aptos" w:eastAsia="Aptos"/>
                 <w:color w:val="000000"/>
                 <w:sz w:val="22"/>
                 <w:szCs w:val="22"/>
@@ -442,7 +461,7 @@
         </w:tc>
         <w:tc>
           <w:tcPr>
-            <w:tcW w:w="2756" w:type="dxa"/>
+            <w:tcW w:w="2744" w:type="dxa"/>
             <w:gridSpan w:val="3"/>
           </w:tcPr>
           <w:p>
@@ -455,6 +474,7 @@
             </w:pPr>
             <w:r>
               <w:rPr>
+                <w:rFonts w:ascii="Aptos" w:hAnsi="Aptos" w:cs="Aptos" w:eastAsia="Aptos"/>
                 <w:color w:val="000000"/>
                 <w:sz w:val="22"/>
                 <w:szCs w:val="22"/>
@@ -465,7 +485,7 @@
         </w:tc>
         <w:tc>
           <w:tcPr>
-            <w:tcW w:w="2292" w:type="dxa"/>
+            <w:tcW w:w="2298" w:type="dxa"/>
             <w:gridSpan w:val="2"/>
           </w:tcPr>
           <w:p>
@@ -479,7 +499,7 @@
         </w:tc>
         <w:tc>
           <w:tcPr>
-            <w:tcW w:w="2238" w:type="dxa"/>
+            <w:tcW w:w="2241" w:type="dxa"/>
             <w:gridSpan w:val="2"/>
           </w:tcPr>
           <w:p>
@@ -495,7 +515,7 @@
       <w:tr>
         <w:tc>
           <w:tcPr>
-            <w:tcW w:w="2852" w:type="dxa"/>
+            <w:tcW w:w="2293" w:type="dxa"/>
             <w:gridSpan w:val="3"/>
             <w:shd w:val="clear" w:color="auto" w:fill="EDD2C4"/>
           </w:tcPr>
@@ -509,6 +529,7 @@
             </w:pPr>
             <w:r>
               <w:rPr>
+                <w:rFonts w:ascii="Aptos" w:hAnsi="Aptos" w:cs="Aptos" w:eastAsia="Aptos"/>
                 <w:color w:val="000000"/>
                 <w:sz w:val="22"/>
                 <w:szCs w:val="22"/>
@@ -519,7 +540,7 @@
         </w:tc>
         <w:tc>
           <w:tcPr>
-            <w:tcW w:w="2756" w:type="dxa"/>
+            <w:tcW w:w="2744" w:type="dxa"/>
             <w:gridSpan w:val="3"/>
           </w:tcPr>
           <w:p>
@@ -532,6 +553,7 @@
             </w:pPr>
             <w:r>
               <w:rPr>
+                <w:rFonts w:ascii="Aptos" w:hAnsi="Aptos" w:cs="Aptos" w:eastAsia="Aptos"/>
                 <w:color w:val="000000"/>
                 <w:sz w:val="22"/>
                 <w:szCs w:val="22"/>
@@ -542,7 +564,7 @@
         </w:tc>
         <w:tc>
           <w:tcPr>
-            <w:tcW w:w="2292" w:type="dxa"/>
+            <w:tcW w:w="2298" w:type="dxa"/>
             <w:gridSpan w:val="2"/>
           </w:tcPr>
           <w:p>
@@ -556,7 +578,7 @@
         </w:tc>
         <w:tc>
           <w:tcPr>
-            <w:tcW w:w="2238" w:type="dxa"/>
+            <w:tcW w:w="2241" w:type="dxa"/>
             <w:gridSpan w:val="2"/>
           </w:tcPr>
           <w:p>
@@ -572,7 +594,7 @@
       <w:tr>
         <w:tc>
           <w:tcPr>
-            <w:tcW w:w="2852" w:type="dxa"/>
+            <w:tcW w:w="2293" w:type="dxa"/>
             <w:gridSpan w:val="3"/>
             <w:shd w:val="clear" w:color="auto" w:fill="EDD2C4"/>
           </w:tcPr>
@@ -586,6 +608,7 @@
             </w:pPr>
             <w:r>
               <w:rPr>
+                <w:rFonts w:ascii="Aptos" w:hAnsi="Aptos" w:cs="Aptos" w:eastAsia="Aptos"/>
                 <w:color w:val="000000"/>
                 <w:sz w:val="22"/>
                 <w:szCs w:val="22"/>
@@ -596,7 +619,7 @@
         </w:tc>
         <w:tc>
           <w:tcPr>
-            <w:tcW w:w="2756" w:type="dxa"/>
+            <w:tcW w:w="2744" w:type="dxa"/>
             <w:gridSpan w:val="3"/>
           </w:tcPr>
           <w:p>
@@ -609,6 +632,7 @@
             </w:pPr>
             <w:r>
               <w:rPr>
+                <w:rFonts w:ascii="Aptos" w:hAnsi="Aptos" w:cs="Aptos" w:eastAsia="Aptos"/>
                 <w:color w:val="000000"/>
                 <w:sz w:val="22"/>
                 <w:szCs w:val="22"/>
@@ -619,7 +643,7 @@
         </w:tc>
         <w:tc>
           <w:tcPr>
-            <w:tcW w:w="2292" w:type="dxa"/>
+            <w:tcW w:w="2298" w:type="dxa"/>
             <w:gridSpan w:val="2"/>
           </w:tcPr>
           <w:p>
@@ -633,7 +657,7 @@
         </w:tc>
         <w:tc>
           <w:tcPr>
-            <w:tcW w:w="2238" w:type="dxa"/>
+            <w:tcW w:w="2241" w:type="dxa"/>
             <w:gridSpan w:val="2"/>
           </w:tcPr>
           <w:p>
@@ -649,7 +673,7 @@
       <w:tr>
         <w:tc>
           <w:tcPr>
-            <w:tcW w:w="2852" w:type="dxa"/>
+            <w:tcW w:w="2293" w:type="dxa"/>
             <w:gridSpan w:val="3"/>
             <w:shd w:val="clear" w:color="auto" w:fill="EDD2C4"/>
           </w:tcPr>
@@ -663,6 +687,7 @@
             </w:pPr>
             <w:r>
               <w:rPr>
+                <w:rFonts w:ascii="Aptos" w:hAnsi="Aptos" w:cs="Aptos" w:eastAsia="Aptos"/>
                 <w:color w:val="000000"/>
                 <w:sz w:val="22"/>
                 <w:szCs w:val="22"/>
@@ -673,7 +698,7 @@
         </w:tc>
         <w:tc>
           <w:tcPr>
-            <w:tcW w:w="2756" w:type="dxa"/>
+            <w:tcW w:w="2744" w:type="dxa"/>
             <w:gridSpan w:val="3"/>
           </w:tcPr>
           <w:p>
@@ -686,6 +711,7 @@
             </w:pPr>
             <w:r>
               <w:rPr>
+                <w:rFonts w:ascii="Aptos" w:hAnsi="Aptos" w:cs="Aptos" w:eastAsia="Aptos"/>
                 <w:color w:val="000000"/>
                 <w:sz w:val="22"/>
                 <w:szCs w:val="22"/>
@@ -696,7 +722,7 @@
         </w:tc>
         <w:tc>
           <w:tcPr>
-            <w:tcW w:w="2292" w:type="dxa"/>
+            <w:tcW w:w="2298" w:type="dxa"/>
             <w:gridSpan w:val="2"/>
           </w:tcPr>
           <w:p>
@@ -710,7 +736,7 @@
         </w:tc>
         <w:tc>
           <w:tcPr>
-            <w:tcW w:w="2238" w:type="dxa"/>
+            <w:tcW w:w="2241" w:type="dxa"/>
             <w:gridSpan w:val="2"/>
           </w:tcPr>
           <w:p>
@@ -726,7 +752,7 @@
       <w:tr>
         <w:tc>
           <w:tcPr>
-            <w:tcW w:w="2852" w:type="dxa"/>
+            <w:tcW w:w="2293" w:type="dxa"/>
             <w:gridSpan w:val="3"/>
             <w:shd w:val="clear" w:color="auto" w:fill="EDD2C4"/>
           </w:tcPr>
@@ -740,6 +766,7 @@
             </w:pPr>
             <w:r>
               <w:rPr>
+                <w:rFonts w:ascii="Aptos" w:hAnsi="Aptos" w:cs="Aptos" w:eastAsia="Aptos"/>
                 <w:color w:val="000000"/>
                 <w:sz w:val="22"/>
                 <w:szCs w:val="22"/>
@@ -750,7 +777,7 @@
         </w:tc>
         <w:tc>
           <w:tcPr>
-            <w:tcW w:w="2756" w:type="dxa"/>
+            <w:tcW w:w="2744" w:type="dxa"/>
             <w:gridSpan w:val="3"/>
           </w:tcPr>
           <w:p>
@@ -763,6 +790,7 @@
             </w:pPr>
             <w:r>
               <w:rPr>
+                <w:rFonts w:ascii="Aptos" w:hAnsi="Aptos" w:cs="Aptos" w:eastAsia="Aptos"/>
                 <w:color w:val="000000"/>
                 <w:sz w:val="22"/>
                 <w:szCs w:val="22"/>
@@ -773,7 +801,7 @@
         </w:tc>
         <w:tc>
           <w:tcPr>
-            <w:tcW w:w="2292" w:type="dxa"/>
+            <w:tcW w:w="2298" w:type="dxa"/>
             <w:gridSpan w:val="2"/>
           </w:tcPr>
           <w:p>
@@ -787,7 +815,7 @@
         </w:tc>
         <w:tc>
           <w:tcPr>
-            <w:tcW w:w="2238" w:type="dxa"/>
+            <w:tcW w:w="2241" w:type="dxa"/>
             <w:gridSpan w:val="2"/>
           </w:tcPr>
           <w:p>
@@ -803,7 +831,7 @@
       <w:tr>
         <w:tc>
           <w:tcPr>
-            <w:tcW w:w="2852" w:type="dxa"/>
+            <w:tcW w:w="2293" w:type="dxa"/>
             <w:gridSpan w:val="3"/>
             <w:shd w:val="clear" w:color="auto" w:fill="EDD2C4"/>
           </w:tcPr>
@@ -817,6 +845,7 @@
             </w:pPr>
             <w:r>
               <w:rPr>
+                <w:rFonts w:ascii="Aptos" w:hAnsi="Aptos" w:cs="Aptos" w:eastAsia="Aptos"/>
                 <w:color w:val="000000"/>
                 <w:sz w:val="22"/>
                 <w:szCs w:val="22"/>
@@ -827,7 +856,7 @@
         </w:tc>
         <w:tc>
           <w:tcPr>
-            <w:tcW w:w="2756" w:type="dxa"/>
+            <w:tcW w:w="2744" w:type="dxa"/>
             <w:gridSpan w:val="3"/>
           </w:tcPr>
           <w:p>
@@ -840,6 +869,7 @@
             </w:pPr>
             <w:r>
               <w:rPr>
+                <w:rFonts w:ascii="Aptos" w:hAnsi="Aptos" w:cs="Aptos" w:eastAsia="Aptos"/>
                 <w:color w:val="000000"/>
                 <w:sz w:val="22"/>
                 <w:szCs w:val="22"/>
@@ -850,7 +880,7 @@
         </w:tc>
         <w:tc>
           <w:tcPr>
-            <w:tcW w:w="2292" w:type="dxa"/>
+            <w:tcW w:w="2298" w:type="dxa"/>
             <w:gridSpan w:val="2"/>
           </w:tcPr>
           <w:p>
@@ -864,7 +894,7 @@
         </w:tc>
         <w:tc>
           <w:tcPr>
-            <w:tcW w:w="2238" w:type="dxa"/>
+            <w:tcW w:w="2241" w:type="dxa"/>
             <w:gridSpan w:val="2"/>
           </w:tcPr>
           <w:p>
@@ -890,6 +920,7 @@
       </w:pPr>
       <w:r>
         <w:rPr>
+          <w:rFonts w:ascii="Aptos" w:hAnsi="Aptos" w:cs="Aptos" w:eastAsia="Aptos"/>
           <w:color w:val="000000"/>
           <w:sz w:val="20"/>
           <w:szCs w:val="20"/>
@@ -909,6 +940,7 @@
       </w:pPr>
       <w:r>
         <w:rPr>
+          <w:rFonts w:ascii="Aptos" w:hAnsi="Aptos" w:cs="Aptos" w:eastAsia="Aptos"/>
           <w:color w:val="000000"/>
           <w:sz w:val="24"/>
           <w:szCs w:val="24"/>
@@ -917,7 +949,7 @@
       </w:r>
     </w:p>
     <w:sectPr>
-      <w:footerReference w:type="default" r:id="rId7"/>
+      <w:footerReference w:type="default" r:id="rId9"/>
       <w:pgSz w:w="12240" w:h="15840"/>
       <w:pgMar w:top="1440" w:right="1440" w:bottom="1440" w:left="1440" w:header="706" w:footer="706" w:gutter="0"/>
       <w:cols w:space="720"/>
@@ -928,7 +960,7 @@
 </file>
 
 <file path=word/endnotes.xml><?xml version="1.0" encoding="utf-8"?>
-<w:endnotes xmlns:wpc="http://schemas.microsoft.com/office/word/2010/wordprocessingCanvas" xmlns:cx="http://schemas.microsoft.com/office/drawing/2014/chartex" xmlns:cx1="http://schemas.microsoft.com/office/drawing/2015/9/8/chartex" xmlns:cx2="http://schemas.microsoft.com/office/drawing/2015/10/21/chartex" xmlns:cx3="http://schemas.microsoft.com/office/drawing/2016/5/9/chartex" xmlns:cx4="http://schemas.microsoft.com/office/drawing/2016/5/10/chartex" xmlns:cx5="http://schemas.microsoft.com/office/drawing/2016/5/11/chartex" xmlns:cx6="http://schemas.microsoft.com/office/drawing/2016/5/12/chartex" xmlns:cx7="http://schemas.microsoft.com/office/drawing/2016/5/13/chartex" xmlns:cx8="http://schemas.microsoft.com/office/drawing/2016/5/14/chartex" xmlns:mc="http://schemas.openxmlformats.org/markup-compatibility/2006" xmlns:aink="http://schemas.microsoft.com/office/drawing/2016/ink" xmlns:am3d="http://schemas.microsoft.com/office/drawing/2017/model3d" xmlns:o="urn:schemas-microsoft-com:office:office" xmlns:oel="http://schemas.microsoft.com/office/2019/extlst" xmlns:r="http://schemas.openxmlformats.org/officeDocument/2006/relationships" xmlns:m="http://schemas.openxmlformats.org/officeDocument/2006/math" xmlns:v="urn:schemas-microsoft-com:vml" xmlns:wp14="http://schemas.microsoft.com/office/word/2010/wordprocessingDrawing" xmlns:wp="http://schemas.openxmlformats.org/drawingml/2006/wordprocessingDrawing" xmlns:w10="urn:schemas-microsoft-com:office:word" xmlns:w="http://schemas.openxmlformats.org/wordprocessingml/2006/main" xmlns:w14="http://schemas.microsoft.com/office/word/2010/wordml" xmlns:w15="http://schemas.microsoft.com/office/word/2012/wordml" xmlns:w16cex="http://schemas.microsoft.com/office/word/2018/wordml/cex" xmlns:w16cid="http://schemas.microsoft.com/office/word/2016/wordml/cid" xmlns:w16="http://schemas.microsoft.com/office/word/2018/wordml" xmlns:w16du="http://schemas.microsoft.com/office/word/2023/wordml/word16du" xmlns:w16sdtdh="http://schemas.microsoft.com/office/word/2020/wordml/sdtdatahash" xmlns:w16sdtfl="http://schemas.microsoft.com/office/word/2024/wordml/sdtformatlock" xmlns:w16se="http://schemas.microsoft.com/office/word/2015/wordml/symex" xmlns:wpg="http://schemas.microsoft.com/office/word/2010/wordprocessingGroup" xmlns:wpi="http://schemas.microsoft.com/office/word/2010/wordprocessingInk" xmlns:wne="http://schemas.microsoft.com/office/word/2006/wordml" xmlns:wps="http://schemas.microsoft.com/office/word/2010/wordprocessingShape" mc:Ignorable="w14 w15 w16se w16cid w16 w16cex w16sdtdh w16sdtfl w16du wp14">
+<w:endnotes xmlns:wpc="http://schemas.microsoft.com/office/word/2010/wordprocessingCanvas" xmlns:cx="http://schemas.microsoft.com/office/drawing/2014/chartex" xmlns:cx1="http://schemas.microsoft.com/office/drawing/2015/9/8/chartex" xmlns:cx2="http://schemas.microsoft.com/office/drawing/2015/10/21/chartex" xmlns:cx3="http://schemas.microsoft.com/office/drawing/2016/5/9/chartex" xmlns:cx4="http://schemas.microsoft.com/office/drawing/2016/5/10/chartex" xmlns:cx5="http://schemas.microsoft.com/office/drawing/2016/5/11/chartex" xmlns:cx6="http://schemas.microsoft.com/office/drawing/2016/5/12/chartex" xmlns:cx7="http://schemas.microsoft.com/office/drawing/2016/5/13/chartex" xmlns:cx8="http://schemas.microsoft.com/office/drawing/2016/5/14/chartex" xmlns:mc="http://schemas.openxmlformats.org/markup-compatibility/2006" xmlns:aink="http://schemas.microsoft.com/office/drawing/2016/ink" xmlns:am3d="http://schemas.microsoft.com/office/drawing/2017/model3d" xmlns:o="urn:schemas-microsoft-com:office:office" xmlns:oel="http://schemas.microsoft.com/office/2019/extlst" xmlns:r="http://schemas.openxmlformats.org/officeDocument/2006/relationships" xmlns:m="http://schemas.openxmlformats.org/officeDocument/2006/math" xmlns:v="urn:schemas-microsoft-com:vml" xmlns:wp14="http://schemas.microsoft.com/office/word/2010/wordprocessingDrawing" xmlns:wp="http://schemas.openxmlformats.org/drawingml/2006/wordprocessingDrawing" xmlns:w10="urn:schemas-microsoft-com:office:word" xmlns:w="http://schemas.openxmlformats.org/wordprocessingml/2006/main" xmlns:w14="http://schemas.microsoft.com/office/word/2010/wordml" xmlns:w15="http://schemas.microsoft.com/office/word/2012/wordml" xmlns:w16cei="http://schemas.microsoft.com/office/word/2026/wordml/cei" xmlns:w16cex="http://schemas.microsoft.com/office/word/2018/wordml/cex" xmlns:w16cid="http://schemas.microsoft.com/office/word/2016/wordml/cid" xmlns:w16="http://schemas.microsoft.com/office/word/2018/wordml" xmlns:w16du="http://schemas.microsoft.com/office/word/2023/wordml/word16du" xmlns:w16sdtdh="http://schemas.microsoft.com/office/word/2020/wordml/sdtdatahash" xmlns:w16sdtfl="http://schemas.microsoft.com/office/word/2024/wordml/sdtformatlock" xmlns:w16se="http://schemas.microsoft.com/office/word/2015/wordml/symex" xmlns:wpg="http://schemas.microsoft.com/office/word/2010/wordprocessingGroup" xmlns:wpi="http://schemas.microsoft.com/office/word/2010/wordprocessingInk" xmlns:wne="http://schemas.microsoft.com/office/word/2006/wordml" xmlns:wps="http://schemas.microsoft.com/office/word/2010/wordprocessingShape" mc:Ignorable="w14 w15 w16se w16cid w16 w16cex w16sdtdh w16sdtfl w16du wp14">
   <w:endnote w:type="separator" w:id="-1">
     <w:p>
       <w:pPr>
@@ -953,19 +985,22 @@
 </file>
 
 <file path=word/footer1.xml><?xml version="1.0" encoding="utf-8"?>
-<w:ftr xmlns:wpc="http://schemas.microsoft.com/office/word/2010/wordprocessingCanvas" xmlns:cx="http://schemas.microsoft.com/office/drawing/2014/chartex" xmlns:cx1="http://schemas.microsoft.com/office/drawing/2015/9/8/chartex" xmlns:cx2="http://schemas.microsoft.com/office/drawing/2015/10/21/chartex" xmlns:cx3="http://schemas.microsoft.com/office/drawing/2016/5/9/chartex" xmlns:cx4="http://schemas.microsoft.com/office/drawing/2016/5/10/chartex" xmlns:cx5="http://schemas.microsoft.com/office/drawing/2016/5/11/chartex" xmlns:cx6="http://schemas.microsoft.com/office/drawing/2016/5/12/chartex" xmlns:cx7="http://schemas.microsoft.com/office/drawing/2016/5/13/chartex" xmlns:cx8="http://schemas.microsoft.com/office/drawing/2016/5/14/chartex" xmlns:mc="http://schemas.openxmlformats.org/markup-compatibility/2006" xmlns:aink="http://schemas.microsoft.com/office/drawing/2016/ink" xmlns:am3d="http://schemas.microsoft.com/office/drawing/2017/model3d" xmlns:o="urn:schemas-microsoft-com:office:office" xmlns:oel="http://schemas.microsoft.com/office/2019/extlst" xmlns:r="http://schemas.openxmlformats.org/officeDocument/2006/relationships" xmlns:m="http://schemas.openxmlformats.org/officeDocument/2006/math" xmlns:v="urn:schemas-microsoft-com:vml" xmlns:wp14="http://schemas.microsoft.com/office/word/2010/wordprocessingDrawing" xmlns:wp="http://schemas.openxmlformats.org/drawingml/2006/wordprocessingDrawing" xmlns:w10="urn:schemas-microsoft-com:office:word" xmlns:w="http://schemas.openxmlformats.org/wordprocessingml/2006/main" xmlns:w14="http://schemas.microsoft.com/office/word/2010/wordml" xmlns:w15="http://schemas.microsoft.com/office/word/2012/wordml" xmlns:w16cex="http://schemas.microsoft.com/office/word/2018/wordml/cex" xmlns:w16cid="http://schemas.microsoft.com/office/word/2016/wordml/cid" xmlns:w16="http://schemas.microsoft.com/office/word/2018/wordml" xmlns:w16du="http://schemas.microsoft.com/office/word/2023/wordml/word16du" xmlns:w16sdtdh="http://schemas.microsoft.com/office/word/2020/wordml/sdtdatahash" xmlns:w16sdtfl="http://schemas.microsoft.com/office/word/2024/wordml/sdtformatlock" xmlns:w16se="http://schemas.microsoft.com/office/word/2015/wordml/symex" xmlns:wpg="http://schemas.microsoft.com/office/word/2010/wordprocessingGroup" xmlns:wpi="http://schemas.microsoft.com/office/word/2010/wordprocessingInk" xmlns:wne="http://schemas.microsoft.com/office/word/2006/wordml" xmlns:wps="http://schemas.microsoft.com/office/word/2010/wordprocessingShape" mc:Ignorable="w14 w15 w16se w16cid w16 w16cex w16sdtdh w16sdtfl w16du wp14">
+<w:ftr xmlns:m="http://schemas.openxmlformats.org/officeDocument/2006/math" xmlns:mc="http://schemas.openxmlformats.org/markup-compatibility/2006" xmlns:mo="http://schemas.microsoft.com/office/mac/office/2008/main" xmlns:mv="urn:schemas-microsoft-com:mac:vml" xmlns:o="urn:schemas-microsoft-com:office:office" xmlns:r="http://schemas.openxmlformats.org/officeDocument/2006/relationships" xmlns:v="urn:schemas-microsoft-com:vml" xmlns:w10="urn:schemas-microsoft-com:office:word" xmlns:w14="http://schemas.microsoft.com/office/word/2010/wordml" xmlns:w="http://schemas.openxmlformats.org/wordprocessingml/2006/main" xmlns:wne="http://schemas.microsoft.com/office/word/2006/wordml" xmlns:wp14="http://schemas.microsoft.com/office/word/2010/wordprocessingDrawing" xmlns:wp="http://schemas.openxmlformats.org/drawingml/2006/wordprocessingDrawing" xmlns:wpc="http://schemas.microsoft.com/office/word/2010/wordprocessingCanvas" xmlns:wpg="http://schemas.microsoft.com/office/word/2010/wordprocessingGroup" xmlns:wpi="http://schemas.microsoft.com/office/word/2010/wordprocessingInk" xmlns:wps="http://schemas.microsoft.com/office/word/2010/wordprocessingShape" mc:Ignorable="w14 wp14">
   <w:p>
     <w:pPr>
-      <w:spacing w:after="0" w:line="240" w:lineRule="auto"/>
+      <w:spacing w:line="240" w:lineRule="auto" w:before="0" w:after="0"/>
+      <w:jc w:val="left"/>
     </w:pPr>
     <w:r>
       <w:rPr>
+        <w:rFonts w:ascii="Aptos" w:hAnsi="Aptos" w:eastAsia="Aptos" w:cs="Aptos"/>
         <w:sz w:val="18"/>
       </w:rPr>
       <w:t xml:space="preserve">From J.M. Larson and H.L. Stedge, </w:t>
     </w:r>
     <w:r>
       <w:rPr>
+        <w:rFonts w:ascii="Aptos" w:hAnsi="Aptos" w:eastAsia="Aptos" w:cs="Aptos"/>
         <w:i/>
         <w:sz w:val="18"/>
       </w:rPr>
@@ -973,6 +1008,7 @@
     </w:r>
     <w:r>
       <w:rPr>
+        <w:rFonts w:ascii="Aptos" w:hAnsi="Aptos" w:eastAsia="Aptos" w:cs="Aptos"/>
         <w:sz w:val="18"/>
       </w:rPr>
       <w:t xml:space="preserve"> (Human Kinetics, 2027).</w:t>
@@ -982,7 +1018,7 @@
 </file>
 
 <file path=word/footnotes.xml><?xml version="1.0" encoding="utf-8"?>
-<w:footnotes xmlns:wpc="http://schemas.microsoft.com/office/word/2010/wordprocessingCanvas" xmlns:cx="http://schemas.microsoft.com/office/drawing/2014/chartex" xmlns:cx1="http://schemas.microsoft.com/office/drawing/2015/9/8/chartex" xmlns:cx2="http://schemas.microsoft.com/office/drawing/2015/10/21/chartex" xmlns:cx3="http://schemas.microsoft.com/office/drawing/2016/5/9/chartex" xmlns:cx4="http://schemas.microsoft.com/office/drawing/2016/5/10/chartex" xmlns:cx5="http://schemas.microsoft.com/office/drawing/2016/5/11/chartex" xmlns:cx6="http://schemas.microsoft.com/office/drawing/2016/5/12/chartex" xmlns:cx7="http://schemas.microsoft.com/office/drawing/2016/5/13/chartex" xmlns:cx8="http://schemas.microsoft.com/office/drawing/2016/5/14/chartex" xmlns:mc="http://schemas.openxmlformats.org/markup-compatibility/2006" xmlns:aink="http://schemas.microsoft.com/office/drawing/2016/ink" xmlns:am3d="http://schemas.microsoft.com/office/drawing/2017/model3d" xmlns:o="urn:schemas-microsoft-com:office:office" xmlns:oel="http://schemas.microsoft.com/office/2019/extlst" xmlns:r="http://schemas.openxmlformats.org/officeDocument/2006/relationships" xmlns:m="http://schemas.openxmlformats.org/officeDocument/2006/math" xmlns:v="urn:schemas-microsoft-com:vml" xmlns:wp14="http://schemas.microsoft.com/office/word/2010/wordprocessingDrawing" xmlns:wp="http://schemas.openxmlformats.org/drawingml/2006/wordprocessingDrawing" xmlns:w10="urn:schemas-microsoft-com:office:word" xmlns:w="http://schemas.openxmlformats.org/wordprocessingml/2006/main" xmlns:w14="http://schemas.microsoft.com/office/word/2010/wordml" xmlns:w15="http://schemas.microsoft.com/office/word/2012/wordml" xmlns:w16cex="http://schemas.microsoft.com/office/word/2018/wordml/cex" xmlns:w16cid="http://schemas.microsoft.com/office/word/2016/wordml/cid" xmlns:w16="http://schemas.microsoft.com/office/word/2018/wordml" xmlns:w16du="http://schemas.microsoft.com/office/word/2023/wordml/word16du" xmlns:w16sdtdh="http://schemas.microsoft.com/office/word/2020/wordml/sdtdatahash" xmlns:w16sdtfl="http://schemas.microsoft.com/office/word/2024/wordml/sdtformatlock" xmlns:w16se="http://schemas.microsoft.com/office/word/2015/wordml/symex" xmlns:wpg="http://schemas.microsoft.com/office/word/2010/wordprocessingGroup" xmlns:wpi="http://schemas.microsoft.com/office/word/2010/wordprocessingInk" xmlns:wne="http://schemas.microsoft.com/office/word/2006/wordml" xmlns:wps="http://schemas.microsoft.com/office/word/2010/wordprocessingShape" mc:Ignorable="w14 w15 w16se w16cid w16 w16cex w16sdtdh w16sdtfl w16du wp14">
+<w:footnotes xmlns:wpc="http://schemas.microsoft.com/office/word/2010/wordprocessingCanvas" xmlns:cx="http://schemas.microsoft.com/office/drawing/2014/chartex" xmlns:cx1="http://schemas.microsoft.com/office/drawing/2015/9/8/chartex" xmlns:cx2="http://schemas.microsoft.com/office/drawing/2015/10/21/chartex" xmlns:cx3="http://schemas.microsoft.com/office/drawing/2016/5/9/chartex" xmlns:cx4="http://schemas.microsoft.com/office/drawing/2016/5/10/chartex" xmlns:cx5="http://schemas.microsoft.com/office/drawing/2016/5/11/chartex" xmlns:cx6="http://schemas.microsoft.com/office/drawing/2016/5/12/chartex" xmlns:cx7="http://schemas.microsoft.com/office/drawing/2016/5/13/chartex" xmlns:cx8="http://schemas.microsoft.com/office/drawing/2016/5/14/chartex" xmlns:mc="http://schemas.openxmlformats.org/markup-compatibility/2006" xmlns:aink="http://schemas.microsoft.com/office/drawing/2016/ink" xmlns:am3d="http://schemas.microsoft.com/office/drawing/2017/model3d" xmlns:o="urn:schemas-microsoft-com:office:office" xmlns:oel="http://schemas.microsoft.com/office/2019/extlst" xmlns:r="http://schemas.openxmlformats.org/officeDocument/2006/relationships" xmlns:m="http://schemas.openxmlformats.org/officeDocument/2006/math" xmlns:v="urn:schemas-microsoft-com:vml" xmlns:wp14="http://schemas.microsoft.com/office/word/2010/wordprocessingDrawing" xmlns:wp="http://schemas.openxmlformats.org/drawingml/2006/wordprocessingDrawing" xmlns:w10="urn:schemas-microsoft-com:office:word" xmlns:w="http://schemas.openxmlformats.org/wordprocessingml/2006/main" xmlns:w14="http://schemas.microsoft.com/office/word/2010/wordml" xmlns:w15="http://schemas.microsoft.com/office/word/2012/wordml" xmlns:w16cei="http://schemas.microsoft.com/office/word/2026/wordml/cei" xmlns:w16cex="http://schemas.microsoft.com/office/word/2018/wordml/cex" xmlns:w16cid="http://schemas.microsoft.com/office/word/2016/wordml/cid" xmlns:w16="http://schemas.microsoft.com/office/word/2018/wordml" xmlns:w16du="http://schemas.microsoft.com/office/word/2023/wordml/word16du" xmlns:w16sdtdh="http://schemas.microsoft.com/office/word/2020/wordml/sdtdatahash" xmlns:w16sdtfl="http://schemas.microsoft.com/office/word/2024/wordml/sdtformatlock" xmlns:w16se="http://schemas.microsoft.com/office/word/2015/wordml/symex" xmlns:wpg="http://schemas.microsoft.com/office/word/2010/wordprocessingGroup" xmlns:wpi="http://schemas.microsoft.com/office/word/2010/wordprocessingInk" xmlns:wne="http://schemas.microsoft.com/office/word/2006/wordml" xmlns:wps="http://schemas.microsoft.com/office/word/2010/wordprocessingShape" mc:Ignorable="w14 w15 w16se w16cid w16 w16cex w16sdtdh w16sdtfl w16du wp14">
   <w:footnote w:type="separator" w:id="-1">
     <w:p>
       <w:pPr>
@@ -1007,7 +1043,7 @@
 </file>
 
 <file path=word/numbering.xml><?xml version="1.0" encoding="utf-8"?>
-<w:numbering xmlns:wpc="http://schemas.microsoft.com/office/word/2010/wordprocessingCanvas" xmlns:cx="http://schemas.microsoft.com/office/drawing/2014/chartex" xmlns:cx1="http://schemas.microsoft.com/office/drawing/2015/9/8/chartex" xmlns:cx2="http://schemas.microsoft.com/office/drawing/2015/10/21/chartex" xmlns:cx3="http://schemas.microsoft.com/office/drawing/2016/5/9/chartex" xmlns:cx4="http://schemas.microsoft.com/office/drawing/2016/5/10/chartex" xmlns:cx5="http://schemas.microsoft.com/office/drawing/2016/5/11/chartex" xmlns:cx6="http://schemas.microsoft.com/office/drawing/2016/5/12/chartex" xmlns:cx7="http://schemas.microsoft.com/office/drawing/2016/5/13/chartex" xmlns:cx8="http://schemas.microsoft.com/office/drawing/2016/5/14/chartex" xmlns:mc="http://schemas.openxmlformats.org/markup-compatibility/2006" xmlns:aink="http://schemas.microsoft.com/office/drawing/2016/ink" xmlns:am3d="http://schemas.microsoft.com/office/drawing/2017/model3d" xmlns:o="urn:schemas-microsoft-com:office:office" xmlns:oel="http://schemas.microsoft.com/office/2019/extlst" xmlns:r="http://schemas.openxmlformats.org/officeDocument/2006/relationships" xmlns:m="http://schemas.openxmlformats.org/officeDocument/2006/math" xmlns:v="urn:schemas-microsoft-com:vml" xmlns:wp14="http://schemas.microsoft.com/office/word/2010/wordprocessingDrawing" xmlns:wp="http://schemas.openxmlformats.org/drawingml/2006/wordprocessingDrawing" xmlns:w10="urn:schemas-microsoft-com:office:word" xmlns:w="http://schemas.openxmlformats.org/wordprocessingml/2006/main" xmlns:w14="http://schemas.microsoft.com/office/word/2010/wordml" xmlns:w15="http://schemas.microsoft.com/office/word/2012/wordml" xmlns:w16cex="http://schemas.microsoft.com/office/word/2018/wordml/cex" xmlns:w16cid="http://schemas.microsoft.com/office/word/2016/wordml/cid" xmlns:w16="http://schemas.microsoft.com/office/word/2018/wordml" xmlns:w16du="http://schemas.microsoft.com/office/word/2023/wordml/word16du" xmlns:w16sdtdh="http://schemas.microsoft.com/office/word/2020/wordml/sdtdatahash" xmlns:w16sdtfl="http://schemas.microsoft.com/office/word/2024/wordml/sdtformatlock" xmlns:w16se="http://schemas.microsoft.com/office/word/2015/wordml/symex" xmlns:wpg="http://schemas.microsoft.com/office/word/2010/wordprocessingGroup" xmlns:wpi="http://schemas.microsoft.com/office/word/2010/wordprocessingInk" xmlns:wne="http://schemas.microsoft.com/office/word/2006/wordml" xmlns:wps="http://schemas.microsoft.com/office/word/2010/wordprocessingShape" mc:Ignorable="w14 w15 w16se w16cid w16 w16cex w16sdtdh w16sdtfl w16du wp14">
+<w:numbering xmlns:wpc="http://schemas.microsoft.com/office/word/2010/wordprocessingCanvas" xmlns:cx="http://schemas.microsoft.com/office/drawing/2014/chartex" xmlns:cx1="http://schemas.microsoft.com/office/drawing/2015/9/8/chartex" xmlns:cx2="http://schemas.microsoft.com/office/drawing/2015/10/21/chartex" xmlns:cx3="http://schemas.microsoft.com/office/drawing/2016/5/9/chartex" xmlns:cx4="http://schemas.microsoft.com/office/drawing/2016/5/10/chartex" xmlns:cx5="http://schemas.microsoft.com/office/drawing/2016/5/11/chartex" xmlns:cx6="http://schemas.microsoft.com/office/drawing/2016/5/12/chartex" xmlns:cx7="http://schemas.microsoft.com/office/drawing/2016/5/13/chartex" xmlns:cx8="http://schemas.microsoft.com/office/drawing/2016/5/14/chartex" xmlns:mc="http://schemas.openxmlformats.org/markup-compatibility/2006" xmlns:aink="http://schemas.microsoft.com/office/drawing/2016/ink" xmlns:am3d="http://schemas.microsoft.com/office/drawing/2017/model3d" xmlns:o="urn:schemas-microsoft-com:office:office" xmlns:oel="http://schemas.microsoft.com/office/2019/extlst" xmlns:r="http://schemas.openxmlformats.org/officeDocument/2006/relationships" xmlns:m="http://schemas.openxmlformats.org/officeDocument/2006/math" xmlns:v="urn:schemas-microsoft-com:vml" xmlns:wp14="http://schemas.microsoft.com/office/word/2010/wordprocessingDrawing" xmlns:wp="http://schemas.openxmlformats.org/drawingml/2006/wordprocessingDrawing" xmlns:w10="urn:schemas-microsoft-com:office:word" xmlns:w="http://schemas.openxmlformats.org/wordprocessingml/2006/main" xmlns:w14="http://schemas.microsoft.com/office/word/2010/wordml" xmlns:w15="http://schemas.microsoft.com/office/word/2012/wordml" xmlns:w16cei="http://schemas.microsoft.com/office/word/2026/wordml/cei" xmlns:w16cex="http://schemas.microsoft.com/office/word/2018/wordml/cex" xmlns:w16cid="http://schemas.microsoft.com/office/word/2016/wordml/cid" xmlns:w16="http://schemas.microsoft.com/office/word/2018/wordml" xmlns:w16du="http://schemas.microsoft.com/office/word/2023/wordml/word16du" xmlns:w16sdtdh="http://schemas.microsoft.com/office/word/2020/wordml/sdtdatahash" xmlns:w16sdtfl="http://schemas.microsoft.com/office/word/2024/wordml/sdtformatlock" xmlns:w16se="http://schemas.microsoft.com/office/word/2015/wordml/symex" xmlns:wpg="http://schemas.microsoft.com/office/word/2010/wordprocessingGroup" xmlns:wpi="http://schemas.microsoft.com/office/word/2010/wordprocessingInk" xmlns:wne="http://schemas.microsoft.com/office/word/2006/wordml" xmlns:wps="http://schemas.microsoft.com/office/word/2010/wordprocessingShape" mc:Ignorable="w14 w15 w16se w16cid w16 w16cex w16sdtdh w16sdtfl w16du wp14">
   <w:abstractNum w:abstractNumId="0" w15:restartNumberingAfterBreak="0">
     <w:nsid w:val="01E738B5"/>
     <w:multiLevelType w:val="hybridMultilevel"/>
@@ -4698,7 +4734,7 @@
     <w:qFormat/>
     <w:rsid w:val="00CA3FF2"/>
     <w:rPr>
-      <w:rFonts w:ascii="Aptos" w:eastAsia="Aptos" w:hAnsi="Aptos" w:cs="Aptos"/>
+      <w:rFonts w:ascii="Aptos" w:hAnsi="Aptos" w:eastAsia="Aptos" w:cs="Aptos"/>
     </w:rPr>
   </w:style>
   <w:style w:type="paragraph" w:styleId="Heading1">
